--- a/Scraping-By-Python/Scrapy-Notes/Scrapy-Notes-02.docx
+++ b/Scraping-By-Python/Scrapy-Notes/Scrapy-Notes-02.docx
@@ -40,21 +40,21 @@
         <w:shd w:val="clear" w:color="auto" w:fill="FFFFFF"/>
         <w:spacing w:after="0" w:line="285" w:lineRule="atLeast"/>
         <w:rPr>
-          <w:rFonts w:ascii="Consolas" w:eastAsia="Times New Roman" w:hAnsi="Consolas" w:cs="Times New Roman"/>
-          <w:color w:val="3B3B3B"/>
-          <w:kern w:val="0"/>
-          <w:sz w:val="21"/>
-          <w:szCs w:val="21"/>
+          <w:rFonts w:ascii="Sakkal Majalla" w:eastAsia="Times New Roman" w:hAnsi="Sakkal Majalla" w:cs="Sakkal Majalla"/>
+          <w:color w:val="3B3B3B"/>
+          <w:kern w:val="0"/>
+          <w:sz w:val="28"/>
+          <w:szCs w:val="28"/>
           <w14:ligatures w14:val="none"/>
         </w:rPr>
       </w:pPr>
       <w:r>
         <w:rPr>
-          <w:rFonts w:ascii="Consolas" w:eastAsia="Times New Roman" w:hAnsi="Consolas" w:cs="Times New Roman"/>
+          <w:rFonts w:ascii="Sakkal Majalla" w:eastAsia="Times New Roman" w:hAnsi="Sakkal Majalla" w:cs="Sakkal Majalla"/>
           <w:color w:val="008000"/>
           <w:kern w:val="0"/>
-          <w:sz w:val="21"/>
-          <w:szCs w:val="21"/>
+          <w:sz w:val="28"/>
+          <w:szCs w:val="28"/>
           <w14:ligatures w14:val="none"/>
         </w:rPr>
         <w:t># Crawl responsibly by identifying yourself (and your website) on the user-agent</w:t>
@@ -65,65 +65,65 @@
         <w:shd w:val="clear" w:color="auto" w:fill="FFFFFF"/>
         <w:spacing w:after="0" w:line="285" w:lineRule="atLeast"/>
         <w:rPr>
-          <w:rFonts w:ascii="Consolas" w:eastAsia="Times New Roman" w:hAnsi="Consolas" w:cs="Times New Roman"/>
+          <w:rFonts w:ascii="Sakkal Majalla" w:eastAsia="Times New Roman" w:hAnsi="Sakkal Majalla" w:cs="Sakkal Majalla"/>
           <w:color w:val="A31515"/>
           <w:kern w:val="0"/>
-          <w:sz w:val="21"/>
-          <w:szCs w:val="21"/>
+          <w:sz w:val="28"/>
+          <w:szCs w:val="28"/>
           <w14:ligatures w14:val="none"/>
         </w:rPr>
       </w:pPr>
       <w:r>
         <w:rPr>
-          <w:rFonts w:ascii="Consolas" w:eastAsia="Times New Roman" w:hAnsi="Consolas" w:cs="Times New Roman"/>
+          <w:rFonts w:ascii="Sakkal Majalla" w:eastAsia="Times New Roman" w:hAnsi="Sakkal Majalla" w:cs="Sakkal Majalla"/>
           <w:color w:val="0070C1"/>
           <w:kern w:val="0"/>
-          <w:sz w:val="21"/>
-          <w:szCs w:val="21"/>
+          <w:sz w:val="28"/>
+          <w:szCs w:val="28"/>
           <w14:ligatures w14:val="none"/>
         </w:rPr>
         <w:t>USER_AGENT</w:t>
       </w:r>
       <w:r>
         <w:rPr>
-          <w:rFonts w:ascii="Consolas" w:eastAsia="Times New Roman" w:hAnsi="Consolas" w:cs="Times New Roman"/>
-          <w:color w:val="3B3B3B"/>
-          <w:kern w:val="0"/>
-          <w:sz w:val="21"/>
-          <w:szCs w:val="21"/>
+          <w:rFonts w:ascii="Sakkal Majalla" w:eastAsia="Times New Roman" w:hAnsi="Sakkal Majalla" w:cs="Sakkal Majalla"/>
+          <w:color w:val="3B3B3B"/>
+          <w:kern w:val="0"/>
+          <w:sz w:val="28"/>
+          <w:szCs w:val="28"/>
           <w14:ligatures w14:val="none"/>
         </w:rPr>
         <w:t xml:space="preserve"> </w:t>
       </w:r>
       <w:r>
         <w:rPr>
-          <w:rFonts w:ascii="Consolas" w:eastAsia="Times New Roman" w:hAnsi="Consolas" w:cs="Times New Roman"/>
+          <w:rFonts w:ascii="Sakkal Majalla" w:eastAsia="Times New Roman" w:hAnsi="Sakkal Majalla" w:cs="Sakkal Majalla"/>
           <w:color w:val="000000"/>
           <w:kern w:val="0"/>
-          <w:sz w:val="21"/>
-          <w:szCs w:val="21"/>
+          <w:sz w:val="28"/>
+          <w:szCs w:val="28"/>
           <w14:ligatures w14:val="none"/>
         </w:rPr>
         <w:t>=</w:t>
       </w:r>
       <w:r>
         <w:rPr>
-          <w:rFonts w:ascii="Consolas" w:eastAsia="Times New Roman" w:hAnsi="Consolas" w:cs="Times New Roman"/>
-          <w:color w:val="3B3B3B"/>
-          <w:kern w:val="0"/>
-          <w:sz w:val="21"/>
-          <w:szCs w:val="21"/>
+          <w:rFonts w:ascii="Sakkal Majalla" w:eastAsia="Times New Roman" w:hAnsi="Sakkal Majalla" w:cs="Sakkal Majalla"/>
+          <w:color w:val="3B3B3B"/>
+          <w:kern w:val="0"/>
+          <w:sz w:val="28"/>
+          <w:szCs w:val="28"/>
           <w14:ligatures w14:val="none"/>
         </w:rPr>
         <w:t xml:space="preserve"> </w:t>
       </w:r>
       <w:r>
         <w:rPr>
-          <w:rFonts w:ascii="Consolas" w:eastAsia="Times New Roman" w:hAnsi="Consolas" w:cs="Times New Roman"/>
+          <w:rFonts w:ascii="Sakkal Majalla" w:eastAsia="Times New Roman" w:hAnsi="Sakkal Majalla" w:cs="Sakkal Majalla"/>
           <w:color w:val="A31515"/>
           <w:kern w:val="0"/>
-          <w:sz w:val="21"/>
-          <w:szCs w:val="21"/>
+          <w:sz w:val="28"/>
+          <w:szCs w:val="28"/>
           <w14:ligatures w14:val="none"/>
         </w:rPr>
         <w:t>"Mozilla/5.0 (Windows NT 10.0; Win64; x64) AppleWebKit/537.36 (KHTML, like Gecko) Chrome/148.0.0.0 Safari/537.36"</w:t>
@@ -166,6 +166,9 @@
     <w:p>
       <w:pPr>
         <w:shd w:val="clear" w:color="auto" w:fill="FFFFFF"/>
+        <w:tabs>
+          <w:tab w:val="left" w:pos="930"/>
+        </w:tabs>
         <w:spacing w:after="0" w:line="285" w:lineRule="atLeast"/>
         <w:rPr>
           <w:rFonts w:ascii="Sakkal Majalla" w:eastAsia="Times New Roman" w:hAnsi="Sakkal Majalla" w:cs="Sakkal Majalla"/>
@@ -175,13 +178,1082 @@
           <w14:ligatures w14:val="none"/>
         </w:rPr>
       </w:pPr>
+      <w:r>
+        <w:rPr>
+          <w:rFonts w:ascii="Sakkal Majalla" w:eastAsia="Times New Roman" w:hAnsi="Sakkal Majalla" w:cs="Sakkal Majalla"/>
+          <w:kern w:val="0"/>
+          <w:sz w:val="28"/>
+          <w:szCs w:val="28"/>
+          <w14:ligatures w14:val="none"/>
+        </w:rPr>
+        <w:t xml:space="preserve">To set </w:t>
+      </w:r>
+      <w:r>
+        <w:rPr>
+          <w:rFonts w:ascii="Sakkal Majalla" w:eastAsia="Times New Roman" w:hAnsi="Sakkal Majalla" w:cs="Sakkal Majalla"/>
+          <w:b/>
+          <w:bCs/>
+          <w:color w:val="538135" w:themeColor="accent6" w:themeShade="BF"/>
+          <w:kern w:val="0"/>
+          <w:sz w:val="28"/>
+          <w:szCs w:val="28"/>
+          <w14:ligatures w14:val="none"/>
+        </w:rPr>
+        <w:t>headers</w:t>
+      </w:r>
+      <w:r>
+        <w:rPr>
+          <w:rFonts w:ascii="Sakkal Majalla" w:eastAsia="Times New Roman" w:hAnsi="Sakkal Majalla" w:cs="Sakkal Majalla"/>
+          <w:color w:val="538135" w:themeColor="accent6" w:themeShade="BF"/>
+          <w:kern w:val="0"/>
+          <w:sz w:val="28"/>
+          <w:szCs w:val="28"/>
+          <w14:ligatures w14:val="none"/>
+        </w:rPr>
+        <w:t xml:space="preserve"> </w:t>
+      </w:r>
+      <w:r>
+        <w:rPr>
+          <w:rFonts w:ascii="Sakkal Majalla" w:eastAsia="Times New Roman" w:hAnsi="Sakkal Majalla" w:cs="Sakkal Majalla"/>
+          <w:kern w:val="0"/>
+          <w:sz w:val="28"/>
+          <w:szCs w:val="28"/>
+          <w14:ligatures w14:val="none"/>
+        </w:rPr>
+        <w:t xml:space="preserve">and </w:t>
+      </w:r>
+      <w:r>
+        <w:rPr>
+          <w:rFonts w:ascii="Sakkal Majalla" w:eastAsia="Times New Roman" w:hAnsi="Sakkal Majalla" w:cs="Sakkal Majalla"/>
+          <w:b/>
+          <w:bCs/>
+          <w:color w:val="538135" w:themeColor="accent6" w:themeShade="BF"/>
+          <w:kern w:val="0"/>
+          <w:sz w:val="28"/>
+          <w:szCs w:val="28"/>
+          <w14:ligatures w14:val="none"/>
+        </w:rPr>
+        <w:t>other related scraping work</w:t>
+      </w:r>
+      <w:r>
+        <w:rPr>
+          <w:rFonts w:ascii="Sakkal Majalla" w:eastAsia="Times New Roman" w:hAnsi="Sakkal Majalla" w:cs="Sakkal Majalla"/>
+          <w:kern w:val="0"/>
+          <w:sz w:val="28"/>
+          <w:szCs w:val="28"/>
+          <w14:ligatures w14:val="none"/>
+        </w:rPr>
+        <w:t>, we can use a middleware.</w:t>
+      </w:r>
+    </w:p>
+    <w:p>
+      <w:pPr>
+        <w:shd w:val="clear" w:color="auto" w:fill="FFFFFF"/>
+        <w:tabs>
+          <w:tab w:val="left" w:pos="930"/>
+        </w:tabs>
+        <w:spacing w:after="0" w:line="285" w:lineRule="atLeast"/>
+        <w:rPr>
+          <w:rFonts w:ascii="Sakkal Majalla" w:eastAsia="Times New Roman" w:hAnsi="Sakkal Majalla" w:cs="Sakkal Majalla"/>
+          <w:kern w:val="0"/>
+          <w:sz w:val="28"/>
+          <w:szCs w:val="28"/>
+          <w14:ligatures w14:val="none"/>
+        </w:rPr>
+      </w:pPr>
+      <w:r>
+        <w:rPr>
+          <w:rFonts w:ascii="Sakkal Majalla" w:eastAsia="Times New Roman" w:hAnsi="Sakkal Majalla" w:cs="Sakkal Majalla"/>
+          <w:kern w:val="0"/>
+          <w:sz w:val="28"/>
+          <w:szCs w:val="28"/>
+          <w14:ligatures w14:val="none"/>
+        </w:rPr>
+        <w:tab/>
+      </w:r>
+      <w:r>
+        <w:rPr>
+          <w:rFonts w:ascii="Sakkal Majalla" w:eastAsia="Times New Roman" w:hAnsi="Sakkal Majalla" w:cs="Sakkal Majalla"/>
+          <w:kern w:val="0"/>
+          <w:sz w:val="28"/>
+          <w:szCs w:val="28"/>
+          <w14:ligatures w14:val="none"/>
+        </w:rPr>
+        <w:tab/>
+      </w:r>
+      <w:r>
+        <w:rPr>
+          <w:rFonts w:ascii="Sakkal Majalla" w:eastAsia="Times New Roman" w:hAnsi="Sakkal Majalla" w:cs="Sakkal Majalla"/>
+          <w:kern w:val="0"/>
+          <w:sz w:val="28"/>
+          <w:szCs w:val="28"/>
+          <w14:ligatures w14:val="none"/>
+        </w:rPr>
+        <w:t xml:space="preserve"> </w:t>
+      </w:r>
+      <w:r>
+        <w:rPr>
+          <w:rFonts w:ascii="Sakkal Majalla" w:eastAsia="Times New Roman" w:hAnsi="Sakkal Majalla" w:cs="Sakkal Majalla"/>
+          <w:kern w:val="0"/>
+          <w:sz w:val="28"/>
+          <w:szCs w:val="28"/>
+          <w14:ligatures w14:val="none"/>
+        </w:rPr>
+        <w:t>========================================================</w:t>
+      </w:r>
     </w:p>
     <w:p>
       <w:pPr>
         <w:shd w:val="clear" w:color="auto" w:fill="FFFFFF"/>
         <w:spacing w:after="0" w:line="285" w:lineRule="atLeast"/>
         <w:rPr>
-          <w:rFonts w:ascii="Sakkal Majalla" w:eastAsia="Times New Roman" w:hAnsi="Sakkal Majalla" w:cs="Sakkal Majalla"/>
+          <w:rFonts w:ascii="Consolas" w:eastAsia="Times New Roman" w:hAnsi="Consolas" w:cs="Times New Roman"/>
+          <w:color w:val="3B3B3B"/>
+          <w:kern w:val="0"/>
+          <w:sz w:val="21"/>
+          <w:szCs w:val="21"/>
+          <w14:ligatures w14:val="none"/>
+        </w:rPr>
+      </w:pPr>
+      <w:r>
+        <w:rPr>
+          <w:rFonts w:ascii="Consolas" w:eastAsia="Times New Roman" w:hAnsi="Consolas" w:cs="Times New Roman"/>
+          <w:color w:val="AF00DB"/>
+          <w:kern w:val="0"/>
+          <w:sz w:val="21"/>
+          <w:szCs w:val="21"/>
+          <w14:ligatures w14:val="none"/>
+        </w:rPr>
+        <w:t>yield</w:t>
+      </w:r>
+      <w:r>
+        <w:rPr>
+          <w:rFonts w:ascii="Consolas" w:eastAsia="Times New Roman" w:hAnsi="Consolas" w:cs="Times New Roman"/>
+          <w:color w:val="3B3B3B"/>
+          <w:kern w:val="0"/>
+          <w:sz w:val="21"/>
+          <w:szCs w:val="21"/>
+          <w14:ligatures w14:val="none"/>
+        </w:rPr>
+        <w:t xml:space="preserve"> </w:t>
+      </w:r>
+      <w:proofErr w:type="gramStart"/>
+      <w:r>
+        <w:rPr>
+          <w:rFonts w:ascii="Consolas" w:eastAsia="Times New Roman" w:hAnsi="Consolas" w:cs="Times New Roman"/>
+          <w:color w:val="001080"/>
+          <w:kern w:val="0"/>
+          <w:sz w:val="21"/>
+          <w:szCs w:val="21"/>
+          <w14:ligatures w14:val="none"/>
+        </w:rPr>
+        <w:t>response</w:t>
+      </w:r>
+      <w:r>
+        <w:rPr>
+          <w:rFonts w:ascii="Consolas" w:eastAsia="Times New Roman" w:hAnsi="Consolas" w:cs="Times New Roman"/>
+          <w:color w:val="3B3B3B"/>
+          <w:kern w:val="0"/>
+          <w:sz w:val="21"/>
+          <w:szCs w:val="21"/>
+          <w14:ligatures w14:val="none"/>
+        </w:rPr>
+        <w:t>.follow</w:t>
+      </w:r>
+      <w:proofErr w:type="gramEnd"/>
+      <w:r>
+        <w:rPr>
+          <w:rFonts w:ascii="Consolas" w:eastAsia="Times New Roman" w:hAnsi="Consolas" w:cs="Times New Roman"/>
+          <w:color w:val="3B3B3B"/>
+          <w:kern w:val="0"/>
+          <w:sz w:val="21"/>
+          <w:szCs w:val="21"/>
+          <w14:ligatures w14:val="none"/>
+        </w:rPr>
+        <w:t>(</w:t>
+      </w:r>
+    </w:p>
+    <w:p>
+      <w:pPr>
+        <w:shd w:val="clear" w:color="auto" w:fill="FFFFFF"/>
+        <w:spacing w:after="0" w:line="285" w:lineRule="atLeast"/>
+        <w:ind w:firstLine="720"/>
+        <w:rPr>
+          <w:rFonts w:ascii="Consolas" w:eastAsia="Times New Roman" w:hAnsi="Consolas" w:cs="Times New Roman"/>
+          <w:color w:val="3B3B3B"/>
+          <w:kern w:val="0"/>
+          <w:sz w:val="21"/>
+          <w:szCs w:val="21"/>
+          <w14:ligatures w14:val="none"/>
+        </w:rPr>
+      </w:pPr>
+      <w:r>
+        <w:rPr>
+          <w:rFonts w:ascii="Consolas" w:eastAsia="Times New Roman" w:hAnsi="Consolas" w:cs="Times New Roman"/>
+          <w:color w:val="001080"/>
+          <w:kern w:val="0"/>
+          <w:sz w:val="21"/>
+          <w:szCs w:val="21"/>
+          <w14:ligatures w14:val="none"/>
+        </w:rPr>
+        <w:t>book_url</w:t>
+      </w:r>
+      <w:r>
+        <w:rPr>
+          <w:rFonts w:ascii="Consolas" w:eastAsia="Times New Roman" w:hAnsi="Consolas" w:cs="Times New Roman"/>
+          <w:color w:val="3B3B3B"/>
+          <w:kern w:val="0"/>
+          <w:sz w:val="21"/>
+          <w:szCs w:val="21"/>
+          <w14:ligatures w14:val="none"/>
+        </w:rPr>
+        <w:t xml:space="preserve">, </w:t>
+      </w:r>
+    </w:p>
+    <w:p>
+      <w:pPr>
+        <w:shd w:val="clear" w:color="auto" w:fill="FFFFFF"/>
+        <w:spacing w:after="0" w:line="285" w:lineRule="atLeast"/>
+        <w:ind w:firstLine="720"/>
+        <w:rPr>
+          <w:rFonts w:ascii="Consolas" w:eastAsia="Times New Roman" w:hAnsi="Consolas" w:cs="Times New Roman"/>
+          <w:color w:val="3B3B3B"/>
+          <w:kern w:val="0"/>
+          <w:sz w:val="21"/>
+          <w:szCs w:val="21"/>
+          <w14:ligatures w14:val="none"/>
+        </w:rPr>
+      </w:pPr>
+      <w:r>
+        <w:rPr>
+          <w:rFonts w:ascii="Consolas" w:eastAsia="Times New Roman" w:hAnsi="Consolas" w:cs="Times New Roman"/>
+          <w:color w:val="001080"/>
+          <w:kern w:val="0"/>
+          <w:sz w:val="21"/>
+          <w:szCs w:val="21"/>
+          <w14:ligatures w14:val="none"/>
+        </w:rPr>
+        <w:t>callback</w:t>
+      </w:r>
+      <w:r>
+        <w:rPr>
+          <w:rFonts w:ascii="Consolas" w:eastAsia="Times New Roman" w:hAnsi="Consolas" w:cs="Times New Roman"/>
+          <w:color w:val="000000"/>
+          <w:kern w:val="0"/>
+          <w:sz w:val="21"/>
+          <w:szCs w:val="21"/>
+          <w14:ligatures w14:val="none"/>
+        </w:rPr>
+        <w:t>=</w:t>
+      </w:r>
+      <w:proofErr w:type="gramStart"/>
+      <w:r>
+        <w:rPr>
+          <w:rFonts w:ascii="Consolas" w:eastAsia="Times New Roman" w:hAnsi="Consolas" w:cs="Times New Roman"/>
+          <w:color w:val="001080"/>
+          <w:kern w:val="0"/>
+          <w:sz w:val="21"/>
+          <w:szCs w:val="21"/>
+          <w14:ligatures w14:val="none"/>
+        </w:rPr>
+        <w:t>self</w:t>
+      </w:r>
+      <w:r>
+        <w:rPr>
+          <w:rFonts w:ascii="Consolas" w:eastAsia="Times New Roman" w:hAnsi="Consolas" w:cs="Times New Roman"/>
+          <w:color w:val="3B3B3B"/>
+          <w:kern w:val="0"/>
+          <w:sz w:val="21"/>
+          <w:szCs w:val="21"/>
+          <w14:ligatures w14:val="none"/>
+        </w:rPr>
+        <w:t>.</w:t>
+      </w:r>
+      <w:r>
+        <w:rPr>
+          <w:rFonts w:ascii="Consolas" w:eastAsia="Times New Roman" w:hAnsi="Consolas" w:cs="Times New Roman"/>
+          <w:color w:val="795E26"/>
+          <w:kern w:val="0"/>
+          <w:sz w:val="21"/>
+          <w:szCs w:val="21"/>
+          <w14:ligatures w14:val="none"/>
+        </w:rPr>
+        <w:t>parse</w:t>
+      </w:r>
+      <w:proofErr w:type="gramEnd"/>
+      <w:r>
+        <w:rPr>
+          <w:rFonts w:ascii="Consolas" w:eastAsia="Times New Roman" w:hAnsi="Consolas" w:cs="Times New Roman"/>
+          <w:color w:val="3B3B3B"/>
+          <w:kern w:val="0"/>
+          <w:sz w:val="21"/>
+          <w:szCs w:val="21"/>
+          <w14:ligatures w14:val="none"/>
+        </w:rPr>
+        <w:t>,</w:t>
+      </w:r>
+    </w:p>
+    <w:p>
+      <w:pPr>
+        <w:shd w:val="clear" w:color="auto" w:fill="FFFFFF"/>
+        <w:spacing w:after="0" w:line="285" w:lineRule="atLeast"/>
+        <w:ind w:firstLine="720"/>
+        <w:rPr>
+          <w:rFonts w:ascii="Consolas" w:eastAsia="Times New Roman" w:hAnsi="Consolas" w:cs="Times New Roman"/>
+          <w:color w:val="3B3B3B"/>
+          <w:kern w:val="0"/>
+          <w:sz w:val="21"/>
+          <w:szCs w:val="21"/>
+          <w14:ligatures w14:val="none"/>
+        </w:rPr>
+      </w:pPr>
+      <w:r>
+        <w:rPr>
+          <w:rFonts w:ascii="Consolas" w:eastAsia="Times New Roman" w:hAnsi="Consolas" w:cs="Times New Roman"/>
+          <w:color w:val="001080"/>
+          <w:kern w:val="0"/>
+          <w:sz w:val="21"/>
+          <w:szCs w:val="21"/>
+          <w14:ligatures w14:val="none"/>
+        </w:rPr>
+        <w:t>headers</w:t>
+      </w:r>
+      <w:r>
+        <w:rPr>
+          <w:rFonts w:ascii="Consolas" w:eastAsia="Times New Roman" w:hAnsi="Consolas" w:cs="Times New Roman"/>
+          <w:color w:val="3B3B3B"/>
+          <w:kern w:val="0"/>
+          <w:sz w:val="21"/>
+          <w:szCs w:val="21"/>
+          <w14:ligatures w14:val="none"/>
+        </w:rPr>
+        <w:t xml:space="preserve"> </w:t>
+      </w:r>
+      <w:r>
+        <w:rPr>
+          <w:rFonts w:ascii="Consolas" w:eastAsia="Times New Roman" w:hAnsi="Consolas" w:cs="Times New Roman"/>
+          <w:color w:val="000000"/>
+          <w:kern w:val="0"/>
+          <w:sz w:val="21"/>
+          <w:szCs w:val="21"/>
+          <w14:ligatures w14:val="none"/>
+        </w:rPr>
+        <w:t>=</w:t>
+      </w:r>
+      <w:r>
+        <w:rPr>
+          <w:rFonts w:ascii="Consolas" w:eastAsia="Times New Roman" w:hAnsi="Consolas" w:cs="Times New Roman"/>
+          <w:color w:val="3B3B3B"/>
+          <w:kern w:val="0"/>
+          <w:sz w:val="21"/>
+          <w:szCs w:val="21"/>
+          <w14:ligatures w14:val="none"/>
+        </w:rPr>
+        <w:t xml:space="preserve"> </w:t>
+      </w:r>
+      <w:proofErr w:type="gramStart"/>
+      <w:r>
+        <w:rPr>
+          <w:rFonts w:ascii="Consolas" w:eastAsia="Times New Roman" w:hAnsi="Consolas" w:cs="Times New Roman"/>
+          <w:color w:val="3B3B3B"/>
+          <w:kern w:val="0"/>
+          <w:sz w:val="21"/>
+          <w:szCs w:val="21"/>
+          <w14:ligatures w14:val="none"/>
+        </w:rPr>
+        <w:t xml:space="preserve">{ </w:t>
+      </w:r>
+      <w:r>
+        <w:rPr>
+          <w:rFonts w:ascii="Consolas" w:eastAsia="Times New Roman" w:hAnsi="Consolas" w:cs="Times New Roman"/>
+          <w:color w:val="A31515"/>
+          <w:kern w:val="0"/>
+          <w:sz w:val="21"/>
+          <w:szCs w:val="21"/>
+          <w14:ligatures w14:val="none"/>
+        </w:rPr>
+        <w:t>"</w:t>
+      </w:r>
+      <w:proofErr w:type="gramEnd"/>
+      <w:r>
+        <w:rPr>
+          <w:rFonts w:ascii="Consolas" w:eastAsia="Times New Roman" w:hAnsi="Consolas" w:cs="Times New Roman"/>
+          <w:color w:val="A31515"/>
+          <w:kern w:val="0"/>
+          <w:sz w:val="21"/>
+          <w:szCs w:val="21"/>
+          <w14:ligatures w14:val="none"/>
+        </w:rPr>
+        <w:t>User-Agent"</w:t>
+      </w:r>
+      <w:r>
+        <w:rPr>
+          <w:rFonts w:ascii="Consolas" w:eastAsia="Times New Roman" w:hAnsi="Consolas" w:cs="Times New Roman"/>
+          <w:color w:val="3B3B3B"/>
+          <w:kern w:val="0"/>
+          <w:sz w:val="21"/>
+          <w:szCs w:val="21"/>
+          <w14:ligatures w14:val="none"/>
+        </w:rPr>
+        <w:t xml:space="preserve">: </w:t>
+      </w:r>
+      <w:r>
+        <w:rPr>
+          <w:rFonts w:ascii="Consolas" w:eastAsia="Times New Roman" w:hAnsi="Consolas" w:cs="Times New Roman"/>
+          <w:color w:val="001080"/>
+          <w:kern w:val="0"/>
+          <w:sz w:val="21"/>
+          <w:szCs w:val="21"/>
+          <w14:ligatures w14:val="none"/>
+        </w:rPr>
+        <w:t>self</w:t>
+      </w:r>
+      <w:r>
+        <w:rPr>
+          <w:rFonts w:ascii="Consolas" w:eastAsia="Times New Roman" w:hAnsi="Consolas" w:cs="Times New Roman"/>
+          <w:color w:val="3B3B3B"/>
+          <w:kern w:val="0"/>
+          <w:sz w:val="21"/>
+          <w:szCs w:val="21"/>
+          <w14:ligatures w14:val="none"/>
+        </w:rPr>
+        <w:t>.</w:t>
+      </w:r>
+      <w:r>
+        <w:rPr>
+          <w:rFonts w:ascii="Consolas" w:eastAsia="Times New Roman" w:hAnsi="Consolas" w:cs="Times New Roman"/>
+          <w:color w:val="001080"/>
+          <w:kern w:val="0"/>
+          <w:sz w:val="21"/>
+          <w:szCs w:val="21"/>
+          <w14:ligatures w14:val="none"/>
+        </w:rPr>
+        <w:t>USER_</w:t>
+      </w:r>
+      <w:proofErr w:type="gramStart"/>
+      <w:r>
+        <w:rPr>
+          <w:rFonts w:ascii="Consolas" w:eastAsia="Times New Roman" w:hAnsi="Consolas" w:cs="Times New Roman"/>
+          <w:color w:val="001080"/>
+          <w:kern w:val="0"/>
+          <w:sz w:val="21"/>
+          <w:szCs w:val="21"/>
+          <w14:ligatures w14:val="none"/>
+        </w:rPr>
+        <w:t>AGENTS</w:t>
+      </w:r>
+      <w:r>
+        <w:rPr>
+          <w:rFonts w:ascii="Consolas" w:eastAsia="Times New Roman" w:hAnsi="Consolas" w:cs="Times New Roman"/>
+          <w:color w:val="3B3B3B"/>
+          <w:kern w:val="0"/>
+          <w:sz w:val="21"/>
+          <w:szCs w:val="21"/>
+          <w14:ligatures w14:val="none"/>
+        </w:rPr>
+        <w:t>[</w:t>
+      </w:r>
+      <w:r>
+        <w:rPr>
+          <w:rFonts w:ascii="Consolas" w:eastAsia="Times New Roman" w:hAnsi="Consolas" w:cs="Times New Roman"/>
+          <w:color w:val="267F99"/>
+          <w:kern w:val="0"/>
+          <w:sz w:val="21"/>
+          <w:szCs w:val="21"/>
+          <w14:ligatures w14:val="none"/>
+        </w:rPr>
+        <w:t>random</w:t>
+      </w:r>
+      <w:r>
+        <w:rPr>
+          <w:rFonts w:ascii="Consolas" w:eastAsia="Times New Roman" w:hAnsi="Consolas" w:cs="Times New Roman"/>
+          <w:color w:val="3B3B3B"/>
+          <w:kern w:val="0"/>
+          <w:sz w:val="21"/>
+          <w:szCs w:val="21"/>
+          <w14:ligatures w14:val="none"/>
+        </w:rPr>
+        <w:t>.</w:t>
+      </w:r>
+      <w:r>
+        <w:rPr>
+          <w:rFonts w:ascii="Consolas" w:eastAsia="Times New Roman" w:hAnsi="Consolas" w:cs="Times New Roman"/>
+          <w:color w:val="001080"/>
+          <w:kern w:val="0"/>
+          <w:sz w:val="21"/>
+          <w:szCs w:val="21"/>
+          <w14:ligatures w14:val="none"/>
+        </w:rPr>
+        <w:t>randint</w:t>
+      </w:r>
+      <w:proofErr w:type="gramEnd"/>
+      <w:r>
+        <w:rPr>
+          <w:rFonts w:ascii="Consolas" w:eastAsia="Times New Roman" w:hAnsi="Consolas" w:cs="Times New Roman"/>
+          <w:color w:val="3B3B3B"/>
+          <w:kern w:val="0"/>
+          <w:sz w:val="21"/>
+          <w:szCs w:val="21"/>
+          <w14:ligatures w14:val="none"/>
+        </w:rPr>
+        <w:t>(</w:t>
+      </w:r>
+      <w:r>
+        <w:rPr>
+          <w:rFonts w:ascii="Consolas" w:eastAsia="Times New Roman" w:hAnsi="Consolas" w:cs="Times New Roman"/>
+          <w:color w:val="098658"/>
+          <w:kern w:val="0"/>
+          <w:sz w:val="21"/>
+          <w:szCs w:val="21"/>
+          <w14:ligatures w14:val="none"/>
+        </w:rPr>
+        <w:t>0</w:t>
+      </w:r>
+      <w:r>
+        <w:rPr>
+          <w:rFonts w:ascii="Consolas" w:eastAsia="Times New Roman" w:hAnsi="Consolas" w:cs="Times New Roman"/>
+          <w:color w:val="3B3B3B"/>
+          <w:kern w:val="0"/>
+          <w:sz w:val="21"/>
+          <w:szCs w:val="21"/>
+          <w14:ligatures w14:val="none"/>
+        </w:rPr>
+        <w:t xml:space="preserve">, </w:t>
+      </w:r>
+      <w:r>
+        <w:rPr>
+          <w:rFonts w:ascii="Consolas" w:eastAsia="Times New Roman" w:hAnsi="Consolas" w:cs="Times New Roman"/>
+          <w:color w:val="795E26"/>
+          <w:kern w:val="0"/>
+          <w:sz w:val="21"/>
+          <w:szCs w:val="21"/>
+          <w14:ligatures w14:val="none"/>
+        </w:rPr>
+        <w:t>len</w:t>
+      </w:r>
+      <w:r>
+        <w:rPr>
+          <w:rFonts w:ascii="Consolas" w:eastAsia="Times New Roman" w:hAnsi="Consolas" w:cs="Times New Roman"/>
+          <w:color w:val="3B3B3B"/>
+          <w:kern w:val="0"/>
+          <w:sz w:val="21"/>
+          <w:szCs w:val="21"/>
+          <w14:ligatures w14:val="none"/>
+        </w:rPr>
+        <w:t>(</w:t>
+      </w:r>
+      <w:r>
+        <w:rPr>
+          <w:rFonts w:ascii="Consolas" w:eastAsia="Times New Roman" w:hAnsi="Consolas" w:cs="Times New Roman"/>
+          <w:color w:val="001080"/>
+          <w:kern w:val="0"/>
+          <w:sz w:val="21"/>
+          <w:szCs w:val="21"/>
+          <w14:ligatures w14:val="none"/>
+        </w:rPr>
+        <w:t>self</w:t>
+      </w:r>
+      <w:r>
+        <w:rPr>
+          <w:rFonts w:ascii="Consolas" w:eastAsia="Times New Roman" w:hAnsi="Consolas" w:cs="Times New Roman"/>
+          <w:color w:val="3B3B3B"/>
+          <w:kern w:val="0"/>
+          <w:sz w:val="21"/>
+          <w:szCs w:val="21"/>
+          <w14:ligatures w14:val="none"/>
+        </w:rPr>
+        <w:t>.</w:t>
+      </w:r>
+      <w:r>
+        <w:rPr>
+          <w:rFonts w:ascii="Consolas" w:eastAsia="Times New Roman" w:hAnsi="Consolas" w:cs="Times New Roman"/>
+          <w:color w:val="001080"/>
+          <w:kern w:val="0"/>
+          <w:sz w:val="21"/>
+          <w:szCs w:val="21"/>
+          <w14:ligatures w14:val="none"/>
+        </w:rPr>
+        <w:t>USER_AGENTS</w:t>
+      </w:r>
+      <w:r>
+        <w:rPr>
+          <w:rFonts w:ascii="Consolas" w:eastAsia="Times New Roman" w:hAnsi="Consolas" w:cs="Times New Roman"/>
+          <w:color w:val="3B3B3B"/>
+          <w:kern w:val="0"/>
+          <w:sz w:val="21"/>
+          <w:szCs w:val="21"/>
+          <w14:ligatures w14:val="none"/>
+        </w:rPr>
+        <w:t xml:space="preserve">) </w:t>
+      </w:r>
+      <w:r>
+        <w:rPr>
+          <w:rFonts w:ascii="Consolas" w:eastAsia="Times New Roman" w:hAnsi="Consolas" w:cs="Times New Roman"/>
+          <w:color w:val="000000"/>
+          <w:kern w:val="0"/>
+          <w:sz w:val="21"/>
+          <w:szCs w:val="21"/>
+          <w14:ligatures w14:val="none"/>
+        </w:rPr>
+        <w:t>-</w:t>
+      </w:r>
+      <w:r>
+        <w:rPr>
+          <w:rFonts w:ascii="Consolas" w:eastAsia="Times New Roman" w:hAnsi="Consolas" w:cs="Times New Roman"/>
+          <w:color w:val="3B3B3B"/>
+          <w:kern w:val="0"/>
+          <w:sz w:val="21"/>
+          <w:szCs w:val="21"/>
+          <w14:ligatures w14:val="none"/>
+        </w:rPr>
+        <w:t xml:space="preserve"> </w:t>
+      </w:r>
+      <w:r>
+        <w:rPr>
+          <w:rFonts w:ascii="Consolas" w:eastAsia="Times New Roman" w:hAnsi="Consolas" w:cs="Times New Roman"/>
+          <w:color w:val="098658"/>
+          <w:kern w:val="0"/>
+          <w:sz w:val="21"/>
+          <w:szCs w:val="21"/>
+          <w14:ligatures w14:val="none"/>
+        </w:rPr>
+        <w:t>1</w:t>
+      </w:r>
+      <w:r>
+        <w:rPr>
+          <w:rFonts w:ascii="Consolas" w:eastAsia="Times New Roman" w:hAnsi="Consolas" w:cs="Times New Roman"/>
+          <w:color w:val="3B3B3B"/>
+          <w:kern w:val="0"/>
+          <w:sz w:val="21"/>
+          <w:szCs w:val="21"/>
+          <w14:ligatures w14:val="none"/>
+        </w:rPr>
+        <w:t>)]}</w:t>
+      </w:r>
+    </w:p>
+    <w:p>
+      <w:pPr>
+        <w:shd w:val="clear" w:color="auto" w:fill="FFFFFF"/>
+        <w:spacing w:after="0" w:line="285" w:lineRule="atLeast"/>
+        <w:rPr>
+          <w:rFonts w:ascii="Consolas" w:eastAsia="Times New Roman" w:hAnsi="Consolas" w:cs="Times New Roman"/>
+          <w:color w:val="3B3B3B"/>
+          <w:kern w:val="0"/>
+          <w:sz w:val="21"/>
+          <w:szCs w:val="21"/>
+          <w14:ligatures w14:val="none"/>
+        </w:rPr>
+      </w:pPr>
+      <w:r>
+        <w:rPr>
+          <w:rFonts w:ascii="Consolas" w:eastAsia="Times New Roman" w:hAnsi="Consolas" w:cs="Times New Roman"/>
+          <w:color w:val="3B3B3B"/>
+          <w:kern w:val="0"/>
+          <w:sz w:val="21"/>
+          <w:szCs w:val="21"/>
+          <w14:ligatures w14:val="none"/>
+        </w:rPr>
+        <w:t>            )</w:t>
+      </w:r>
+    </w:p>
+    <w:p>
+      <w:pPr>
+        <w:shd w:val="clear" w:color="auto" w:fill="FFFFFF"/>
+        <w:spacing w:after="0" w:line="285" w:lineRule="atLeast"/>
+        <w:ind w:left="720" w:firstLine="720"/>
+        <w:rPr>
+          <w:rFonts w:ascii="Consolas" w:eastAsia="Times New Roman" w:hAnsi="Consolas" w:cs="Times New Roman"/>
+          <w:color w:val="3B3B3B"/>
+          <w:kern w:val="0"/>
+          <w:sz w:val="21"/>
+          <w:szCs w:val="21"/>
+          <w14:ligatures w14:val="none"/>
+        </w:rPr>
+      </w:pPr>
+      <w:r>
+        <w:rPr>
+          <w:rFonts w:ascii="Sakkal Majalla" w:eastAsia="Times New Roman" w:hAnsi="Sakkal Majalla" w:cs="Sakkal Majalla"/>
+          <w:kern w:val="0"/>
+          <w:sz w:val="28"/>
+          <w:szCs w:val="28"/>
+          <w14:ligatures w14:val="none"/>
+        </w:rPr>
+        <w:t>========================================================</w:t>
+      </w:r>
+    </w:p>
+    <w:p>
+      <w:pPr>
+        <w:rPr>
+          <w:rFonts w:ascii="Sakkal Majalla" w:hAnsi="Sakkal Majalla" w:cs="Sakkal Majalla"/>
+          <w:sz w:val="28"/>
+          <w:szCs w:val="28"/>
+        </w:rPr>
+      </w:pPr>
+      <w:r>
+        <w:rPr>
+          <w:rFonts w:ascii="Sakkal Majalla" w:hAnsi="Sakkal Majalla" w:cs="Sakkal Majalla"/>
+          <w:sz w:val="28"/>
+          <w:szCs w:val="28"/>
+        </w:rPr>
+        <w:t xml:space="preserve">To create a specific feed for each spider, we can use </w:t>
+      </w:r>
+      <w:r>
+        <w:rPr>
+          <w:rFonts w:ascii="Sakkal Majalla" w:hAnsi="Sakkal Majalla" w:cs="Sakkal Majalla"/>
+          <w:b/>
+          <w:bCs/>
+          <w:color w:val="C45911" w:themeColor="accent2" w:themeShade="BF"/>
+          <w:sz w:val="28"/>
+          <w:szCs w:val="28"/>
+        </w:rPr>
+        <w:t>custom_settings</w:t>
+      </w:r>
+    </w:p>
+    <w:p>
+      <w:pPr>
+        <w:rPr>
+          <w:rFonts w:ascii="Sakkal Majalla" w:hAnsi="Sakkal Majalla" w:cs="Sakkal Majalla"/>
+          <w:sz w:val="28"/>
+          <w:szCs w:val="28"/>
+        </w:rPr>
+      </w:pPr>
+      <w:r>
+        <w:rPr>
+          <w:rFonts w:ascii="Sakkal Majalla" w:hAnsi="Sakkal Majalla" w:cs="Sakkal Majalla"/>
+          <w:sz w:val="28"/>
+          <w:szCs w:val="28"/>
+        </w:rPr>
+        <w:t xml:space="preserve">In general, in the </w:t>
+      </w:r>
+      <w:r>
+        <w:rPr>
+          <w:rFonts w:ascii="Sakkal Majalla" w:hAnsi="Sakkal Majalla" w:cs="Sakkal Majalla"/>
+          <w:b/>
+          <w:bCs/>
+          <w:color w:val="C45911" w:themeColor="accent2" w:themeShade="BF"/>
+          <w:sz w:val="28"/>
+          <w:szCs w:val="28"/>
+        </w:rPr>
+        <w:t>settings.py</w:t>
+      </w:r>
+      <w:r>
+        <w:rPr>
+          <w:rFonts w:ascii="Sakkal Majalla" w:hAnsi="Sakkal Majalla" w:cs="Sakkal Majalla"/>
+          <w:color w:val="C45911" w:themeColor="accent2" w:themeShade="BF"/>
+          <w:sz w:val="28"/>
+          <w:szCs w:val="28"/>
+        </w:rPr>
+        <w:t xml:space="preserve"> </w:t>
+      </w:r>
+      <w:r>
+        <w:rPr>
+          <w:rFonts w:ascii="Sakkal Majalla" w:hAnsi="Sakkal Majalla" w:cs="Sakkal Majalla"/>
+          <w:sz w:val="28"/>
+          <w:szCs w:val="28"/>
+        </w:rPr>
+        <w:t>file, we can put:</w:t>
+      </w:r>
+    </w:p>
+    <w:p>
+      <w:pPr>
+        <w:shd w:val="clear" w:color="auto" w:fill="FFFFFF"/>
+        <w:spacing w:after="0" w:line="285" w:lineRule="atLeast"/>
+        <w:rPr>
+          <w:rFonts w:ascii="Consolas" w:eastAsia="Times New Roman" w:hAnsi="Consolas" w:cs="Times New Roman"/>
+          <w:color w:val="3B3B3B"/>
+          <w:kern w:val="0"/>
+          <w:sz w:val="21"/>
+          <w:szCs w:val="21"/>
+          <w14:ligatures w14:val="none"/>
+        </w:rPr>
+      </w:pPr>
+      <w:r>
+        <w:rPr>
+          <w:rFonts w:ascii="Consolas" w:eastAsia="Times New Roman" w:hAnsi="Consolas" w:cs="Times New Roman"/>
+          <w:color w:val="0070C1"/>
+          <w:kern w:val="0"/>
+          <w:sz w:val="21"/>
+          <w:szCs w:val="21"/>
+          <w14:ligatures w14:val="none"/>
+        </w:rPr>
+        <w:t>FEEDS</w:t>
+      </w:r>
+      <w:r>
+        <w:rPr>
+          <w:rFonts w:ascii="Consolas" w:eastAsia="Times New Roman" w:hAnsi="Consolas" w:cs="Times New Roman"/>
+          <w:color w:val="3B3B3B"/>
+          <w:kern w:val="0"/>
+          <w:sz w:val="21"/>
+          <w:szCs w:val="21"/>
+          <w14:ligatures w14:val="none"/>
+        </w:rPr>
+        <w:t xml:space="preserve"> </w:t>
+      </w:r>
+      <w:r>
+        <w:rPr>
+          <w:rFonts w:ascii="Consolas" w:eastAsia="Times New Roman" w:hAnsi="Consolas" w:cs="Times New Roman"/>
+          <w:color w:val="000000"/>
+          <w:kern w:val="0"/>
+          <w:sz w:val="21"/>
+          <w:szCs w:val="21"/>
+          <w14:ligatures w14:val="none"/>
+        </w:rPr>
+        <w:t>=</w:t>
+      </w:r>
+      <w:r>
+        <w:rPr>
+          <w:rFonts w:ascii="Consolas" w:eastAsia="Times New Roman" w:hAnsi="Consolas" w:cs="Times New Roman"/>
+          <w:color w:val="3B3B3B"/>
+          <w:kern w:val="0"/>
+          <w:sz w:val="21"/>
+          <w:szCs w:val="21"/>
+          <w14:ligatures w14:val="none"/>
+        </w:rPr>
+        <w:t xml:space="preserve"> {</w:t>
+      </w:r>
+    </w:p>
+    <w:p>
+      <w:pPr>
+        <w:shd w:val="clear" w:color="auto" w:fill="FFFFFF"/>
+        <w:spacing w:after="0" w:line="285" w:lineRule="atLeast"/>
+        <w:rPr>
+          <w:rFonts w:ascii="Consolas" w:eastAsia="Times New Roman" w:hAnsi="Consolas" w:cs="Times New Roman"/>
+          <w:color w:val="3B3B3B"/>
+          <w:kern w:val="0"/>
+          <w:sz w:val="21"/>
+          <w:szCs w:val="21"/>
+          <w14:ligatures w14:val="none"/>
+        </w:rPr>
+      </w:pPr>
+      <w:r>
+        <w:rPr>
+          <w:rFonts w:ascii="Consolas" w:eastAsia="Times New Roman" w:hAnsi="Consolas" w:cs="Times New Roman"/>
+          <w:color w:val="3B3B3B"/>
+          <w:kern w:val="0"/>
+          <w:sz w:val="21"/>
+          <w:szCs w:val="21"/>
+          <w14:ligatures w14:val="none"/>
+        </w:rPr>
+        <w:t xml:space="preserve">    </w:t>
+      </w:r>
+      <w:r>
+        <w:rPr>
+          <w:rFonts w:ascii="Consolas" w:eastAsia="Times New Roman" w:hAnsi="Consolas" w:cs="Times New Roman"/>
+          <w:color w:val="A31515"/>
+          <w:kern w:val="0"/>
+          <w:sz w:val="21"/>
+          <w:szCs w:val="21"/>
+          <w14:ligatures w14:val="none"/>
+        </w:rPr>
+        <w:t>"</w:t>
+      </w:r>
+      <w:proofErr w:type="gramStart"/>
+      <w:r>
+        <w:rPr>
+          <w:rFonts w:ascii="Consolas" w:eastAsia="Times New Roman" w:hAnsi="Consolas" w:cs="Times New Roman"/>
+          <w:color w:val="A31515"/>
+          <w:kern w:val="0"/>
+          <w:sz w:val="21"/>
+          <w:szCs w:val="21"/>
+          <w14:ligatures w14:val="none"/>
+        </w:rPr>
+        <w:t>booksdata.json</w:t>
+      </w:r>
+      <w:proofErr w:type="gramEnd"/>
+      <w:r>
+        <w:rPr>
+          <w:rFonts w:ascii="Consolas" w:eastAsia="Times New Roman" w:hAnsi="Consolas" w:cs="Times New Roman"/>
+          <w:color w:val="A31515"/>
+          <w:kern w:val="0"/>
+          <w:sz w:val="21"/>
+          <w:szCs w:val="21"/>
+          <w14:ligatures w14:val="none"/>
+        </w:rPr>
+        <w:t>"</w:t>
+      </w:r>
+      <w:r>
+        <w:rPr>
+          <w:rFonts w:ascii="Consolas" w:eastAsia="Times New Roman" w:hAnsi="Consolas" w:cs="Times New Roman"/>
+          <w:color w:val="3B3B3B"/>
+          <w:kern w:val="0"/>
+          <w:sz w:val="21"/>
+          <w:szCs w:val="21"/>
+          <w14:ligatures w14:val="none"/>
+        </w:rPr>
+        <w:t xml:space="preserve">: </w:t>
+      </w:r>
+      <w:proofErr w:type="gramStart"/>
+      <w:r>
+        <w:rPr>
+          <w:rFonts w:ascii="Consolas" w:eastAsia="Times New Roman" w:hAnsi="Consolas" w:cs="Times New Roman"/>
+          <w:color w:val="3B3B3B"/>
+          <w:kern w:val="0"/>
+          <w:sz w:val="21"/>
+          <w:szCs w:val="21"/>
+          <w14:ligatures w14:val="none"/>
+        </w:rPr>
+        <w:t xml:space="preserve">{ </w:t>
+      </w:r>
+      <w:r>
+        <w:rPr>
+          <w:rFonts w:ascii="Consolas" w:eastAsia="Times New Roman" w:hAnsi="Consolas" w:cs="Times New Roman"/>
+          <w:color w:val="A31515"/>
+          <w:kern w:val="0"/>
+          <w:sz w:val="21"/>
+          <w:szCs w:val="21"/>
+          <w14:ligatures w14:val="none"/>
+        </w:rPr>
+        <w:t>'</w:t>
+      </w:r>
+      <w:proofErr w:type="gramEnd"/>
+      <w:r>
+        <w:rPr>
+          <w:rFonts w:ascii="Consolas" w:eastAsia="Times New Roman" w:hAnsi="Consolas" w:cs="Times New Roman"/>
+          <w:color w:val="A31515"/>
+          <w:kern w:val="0"/>
+          <w:sz w:val="21"/>
+          <w:szCs w:val="21"/>
+          <w14:ligatures w14:val="none"/>
+        </w:rPr>
+        <w:t>format'</w:t>
+      </w:r>
+      <w:r>
+        <w:rPr>
+          <w:rFonts w:ascii="Consolas" w:eastAsia="Times New Roman" w:hAnsi="Consolas" w:cs="Times New Roman"/>
+          <w:color w:val="3B3B3B"/>
+          <w:kern w:val="0"/>
+          <w:sz w:val="21"/>
+          <w:szCs w:val="21"/>
+          <w14:ligatures w14:val="none"/>
+        </w:rPr>
+        <w:t xml:space="preserve">: </w:t>
+      </w:r>
+      <w:r>
+        <w:rPr>
+          <w:rFonts w:ascii="Consolas" w:eastAsia="Times New Roman" w:hAnsi="Consolas" w:cs="Times New Roman"/>
+          <w:color w:val="A31515"/>
+          <w:kern w:val="0"/>
+          <w:sz w:val="21"/>
+          <w:szCs w:val="21"/>
+          <w14:ligatures w14:val="none"/>
+        </w:rPr>
+        <w:t>'json'</w:t>
+      </w:r>
+      <w:r>
+        <w:rPr>
+          <w:rFonts w:ascii="Consolas" w:eastAsia="Times New Roman" w:hAnsi="Consolas" w:cs="Times New Roman"/>
+          <w:color w:val="3B3B3B"/>
+          <w:kern w:val="0"/>
+          <w:sz w:val="21"/>
+          <w:szCs w:val="21"/>
+          <w14:ligatures w14:val="none"/>
+        </w:rPr>
+        <w:t xml:space="preserve">, </w:t>
+      </w:r>
+      <w:r>
+        <w:rPr>
+          <w:rFonts w:ascii="Consolas" w:eastAsia="Times New Roman" w:hAnsi="Consolas" w:cs="Times New Roman"/>
+          <w:color w:val="A31515"/>
+          <w:kern w:val="0"/>
+          <w:sz w:val="21"/>
+          <w:szCs w:val="21"/>
+          <w14:ligatures w14:val="none"/>
+        </w:rPr>
+        <w:t>'overwrite'</w:t>
+      </w:r>
+      <w:r>
+        <w:rPr>
+          <w:rFonts w:ascii="Consolas" w:eastAsia="Times New Roman" w:hAnsi="Consolas" w:cs="Times New Roman"/>
+          <w:color w:val="3B3B3B"/>
+          <w:kern w:val="0"/>
+          <w:sz w:val="21"/>
+          <w:szCs w:val="21"/>
+          <w14:ligatures w14:val="none"/>
+        </w:rPr>
+        <w:t xml:space="preserve">: </w:t>
+      </w:r>
+      <w:proofErr w:type="gramStart"/>
+      <w:r>
+        <w:rPr>
+          <w:rFonts w:ascii="Consolas" w:eastAsia="Times New Roman" w:hAnsi="Consolas" w:cs="Times New Roman"/>
+          <w:color w:val="0000FF"/>
+          <w:kern w:val="0"/>
+          <w:sz w:val="21"/>
+          <w:szCs w:val="21"/>
+          <w14:ligatures w14:val="none"/>
+        </w:rPr>
+        <w:t>True</w:t>
+      </w:r>
+      <w:r>
+        <w:rPr>
+          <w:rFonts w:ascii="Consolas" w:eastAsia="Times New Roman" w:hAnsi="Consolas" w:cs="Times New Roman"/>
+          <w:color w:val="3B3B3B"/>
+          <w:kern w:val="0"/>
+          <w:sz w:val="21"/>
+          <w:szCs w:val="21"/>
+          <w14:ligatures w14:val="none"/>
+        </w:rPr>
+        <w:t xml:space="preserve"> }</w:t>
+      </w:r>
+      <w:proofErr w:type="gramEnd"/>
+    </w:p>
+    <w:p>
+      <w:pPr>
+        <w:shd w:val="clear" w:color="auto" w:fill="FFFFFF"/>
+        <w:spacing w:after="0" w:line="285" w:lineRule="atLeast"/>
+        <w:rPr>
+          <w:rFonts w:ascii="Consolas" w:eastAsia="Times New Roman" w:hAnsi="Consolas" w:cs="Times New Roman"/>
+          <w:color w:val="3B3B3B"/>
+          <w:kern w:val="0"/>
+          <w:sz w:val="21"/>
+          <w:szCs w:val="21"/>
+          <w14:ligatures w14:val="none"/>
+        </w:rPr>
+      </w:pPr>
+      <w:r>
+        <w:rPr>
+          <w:rFonts w:ascii="Consolas" w:eastAsia="Times New Roman" w:hAnsi="Consolas" w:cs="Times New Roman"/>
+          <w:color w:val="3B3B3B"/>
+          <w:kern w:val="0"/>
+          <w:sz w:val="21"/>
+          <w:szCs w:val="21"/>
+          <w14:ligatures w14:val="none"/>
+        </w:rPr>
+        <w:t>}</w:t>
+      </w:r>
+    </w:p>
+    <w:p>
+      <w:pPr>
+        <w:shd w:val="clear" w:color="auto" w:fill="FFFFFF"/>
+        <w:spacing w:after="0" w:line="285" w:lineRule="atLeast"/>
+        <w:ind w:left="720" w:firstLine="720"/>
+        <w:rPr>
+          <w:rFonts w:ascii="Sakkal Majalla" w:eastAsia="Times New Roman" w:hAnsi="Sakkal Majalla" w:cs="Sakkal Majalla"/>
+          <w:color w:val="3B3B3B"/>
+          <w:kern w:val="0"/>
+          <w:sz w:val="28"/>
+          <w:szCs w:val="28"/>
+          <w14:ligatures w14:val="none"/>
+        </w:rPr>
+      </w:pPr>
+      <w:r>
+        <w:rPr>
+          <w:rFonts w:ascii="Sakkal Majalla" w:eastAsia="Times New Roman" w:hAnsi="Sakkal Majalla" w:cs="Sakkal Majalla"/>
+          <w:kern w:val="0"/>
+          <w:sz w:val="28"/>
+          <w:szCs w:val="28"/>
+          <w14:ligatures w14:val="none"/>
+        </w:rPr>
+        <w:t>========================================================</w:t>
+      </w:r>
+    </w:p>
+    <w:p>
+      <w:pPr>
+        <w:shd w:val="clear" w:color="auto" w:fill="FFFFFF"/>
+        <w:spacing w:after="0" w:line="285" w:lineRule="atLeast"/>
+        <w:rPr>
+          <w:rFonts w:ascii="Sakkal Majalla" w:eastAsia="Times New Roman" w:hAnsi="Sakkal Majalla" w:cs="Sakkal Majalla"/>
+          <w:color w:val="3B3B3B"/>
           <w:kern w:val="0"/>
           <w:sz w:val="28"/>
           <w:szCs w:val="28"/>
@@ -608,6 +1680,7 @@
   <w:style w:type="paragraph" w:default="1" w:styleId="Normal">
     <w:name w:val="Normal"/>
     <w:qFormat/>
+    <w:rsid w:val="00B378DB"/>
   </w:style>
   <w:style w:type="paragraph" w:styleId="Heading1">
     <w:name w:val="heading 1"/>
@@ -811,7 +1884,6 @@
   <w:style w:type="character" w:default="1" w:styleId="DefaultParagraphFont">
     <w:name w:val="Default Paragraph Font"/>
     <w:uiPriority w:val="1"/>
-    <w:semiHidden/>
     <w:unhideWhenUsed/>
   </w:style>
   <w:style w:type="table" w:default="1" w:styleId="TableNormal">
